--- a/Mục đích của forward time slack (1).docx
+++ b/Mục đích của forward time slack (1).docx
@@ -3735,7 +3735,85 @@
           <w:szCs w:val="28"/>
           <w14:ligatures w14:val="none"/>
         </w:rPr>
-        <w:t xml:space="preserve"> cho tất cả các nút </w:t>
+        <w:t xml:space="preserve"> cho tất </w:t>
+      </w:r>
+      <w:proofErr w:type="spellStart"/>
+      <w:r>
+        <w:rPr>
+          <w:rFonts w:ascii="Times New Roman" w:eastAsia="Times New Roman" w:hAnsi="Times New Roman" w:cs="Times New Roman"/>
+          <w:b/>
+          <w:bCs/>
+          <w:kern w:val="0"/>
+          <w:sz w:val="28"/>
+          <w:szCs w:val="28"/>
+          <w14:ligatures w14:val="none"/>
+        </w:rPr>
+        <w:t>cả</w:t>
+      </w:r>
+      <w:proofErr w:type="spellEnd"/>
+      <w:r>
+        <w:rPr>
+          <w:rFonts w:ascii="Times New Roman" w:eastAsia="Times New Roman" w:hAnsi="Times New Roman" w:cs="Times New Roman"/>
+          <w:b/>
+          <w:bCs/>
+          <w:kern w:val="0"/>
+          <w:sz w:val="28"/>
+          <w:szCs w:val="28"/>
+          <w14:ligatures w14:val="none"/>
+        </w:rPr>
+        <w:t xml:space="preserve"> </w:t>
+      </w:r>
+      <w:proofErr w:type="spellStart"/>
+      <w:r>
+        <w:rPr>
+          <w:rFonts w:ascii="Times New Roman" w:eastAsia="Times New Roman" w:hAnsi="Times New Roman" w:cs="Times New Roman"/>
+          <w:b/>
+          <w:bCs/>
+          <w:kern w:val="0"/>
+          <w:sz w:val="28"/>
+          <w:szCs w:val="28"/>
+          <w14:ligatures w14:val="none"/>
+        </w:rPr>
+        <w:t>các</w:t>
+      </w:r>
+      <w:proofErr w:type="spellEnd"/>
+      <w:r>
+        <w:rPr>
+          <w:rFonts w:ascii="Times New Roman" w:eastAsia="Times New Roman" w:hAnsi="Times New Roman" w:cs="Times New Roman"/>
+          <w:b/>
+          <w:bCs/>
+          <w:kern w:val="0"/>
+          <w:sz w:val="28"/>
+          <w:szCs w:val="28"/>
+          <w14:ligatures w14:val="none"/>
+        </w:rPr>
+        <w:t xml:space="preserve"> </w:t>
+      </w:r>
+      <w:proofErr w:type="spellStart"/>
+      <w:r>
+        <w:rPr>
+          <w:rFonts w:ascii="Times New Roman" w:eastAsia="Times New Roman" w:hAnsi="Times New Roman" w:cs="Times New Roman"/>
+          <w:b/>
+          <w:bCs/>
+          <w:kern w:val="0"/>
+          <w:sz w:val="28"/>
+          <w:szCs w:val="28"/>
+          <w14:ligatures w14:val="none"/>
+        </w:rPr>
+        <w:t>nút</w:t>
+      </w:r>
+      <w:proofErr w:type="spellEnd"/>
+      <w:r>
+        <w:rPr>
+          <w:rFonts w:ascii="Times New Roman" w:eastAsia="Times New Roman" w:hAnsi="Times New Roman" w:cs="Times New Roman"/>
+          <w:b/>
+          <w:bCs/>
+          <w:kern w:val="0"/>
+          <w:sz w:val="28"/>
+          <w:szCs w:val="28"/>
+          <w14:ligatures w14:val="none"/>
+        </w:rPr>
+        <w:t xml:space="preserve"> </w:t>
       </w:r>
       <w:proofErr w:type="spellStart"/>
       <w:r>
@@ -7712,7 +7790,6 @@
               </m:ctrlPr>
             </m:sSubPr>
             <m:e>
-              <w:proofErr w:type="spellStart"/>
               <m:r>
                 <m:rPr>
                   <m:nor/>
@@ -7725,7 +7802,6 @@
                 </w:rPr>
                 <m:t>min_shift</m:t>
               </m:r>
-              <w:proofErr w:type="spellEnd"/>
             </m:e>
             <m:sub>
               <m:r>
@@ -9933,9 +10009,19 @@
           <w:sz w:val="28"/>
           <w:szCs w:val="28"/>
         </w:rPr>
-        <w:t>3.3. K</w:t>
-      </w:r>
-      <w:proofErr w:type="spellStart"/>
+        <w:t xml:space="preserve">3.3. </w:t>
+      </w:r>
+      <w:proofErr w:type="spellStart"/>
+      <w:r>
+        <w:rPr>
+          <w:rFonts w:ascii="Times New Roman" w:hAnsi="Times New Roman" w:cs="Times New Roman"/>
+          <w:b/>
+          <w:bCs/>
+          <w:sz w:val="28"/>
+          <w:szCs w:val="28"/>
+        </w:rPr>
+        <w:t>K</w:t>
+      </w:r>
       <w:r>
         <w:rPr>
           <w:rFonts w:ascii="Times New Roman" w:hAnsi="Times New Roman" w:cs="Times New Roman"/>
@@ -10146,7 +10232,7 @@
           </m:r>
           <m:r>
             <m:rPr>
-              <m:sty m:val="bi"/>
+              <m:sty m:val="p"/>
             </m:rPr>
             <w:rPr>
               <w:rFonts w:ascii="Times New Roman" w:hAnsi="Times New Roman" w:cs="Times New Roman"/>
@@ -10205,7 +10291,7 @@
           </m:r>
           <m:r>
             <m:rPr>
-              <m:sty m:val="bi"/>
+              <m:sty m:val="p"/>
             </m:rPr>
             <w:rPr>
               <w:rFonts w:ascii="Times New Roman" w:hAnsi="Times New Roman" w:cs="Times New Roman"/>
@@ -11277,6 +11363,9 @@
             <m:t>j→j-1→⋯→i+1</m:t>
           </m:r>
           <m:r>
+            <m:rPr>
+              <m:sty m:val="p"/>
+            </m:rPr>
             <w:rPr>
               <w:rFonts w:ascii="Times New Roman" w:hAnsi="Times New Roman" w:cs="Times New Roman"/>
               <w:sz w:val="28"/>
@@ -11512,6 +11601,9 @@
             <m:t>+d(prev,k))</m:t>
           </m:r>
           <m:r>
+            <m:rPr>
+              <m:sty m:val="p"/>
+            </m:rPr>
             <w:rPr>
               <w:rFonts w:ascii="Times New Roman" w:hAnsi="Times New Roman" w:cs="Times New Roman"/>
               <w:sz w:val="28"/>
@@ -12109,6 +12201,9 @@
             <m:t>+d(i+1,j+1))</m:t>
           </m:r>
           <m:r>
+            <m:rPr>
+              <m:sty m:val="p"/>
+            </m:rPr>
             <w:rPr>
               <w:rFonts w:ascii="Times New Roman" w:hAnsi="Times New Roman" w:cs="Times New Roman"/>
               <w:sz w:val="28"/>
@@ -13774,6 +13869,9 @@
             <m:t>(j+1)</m:t>
           </m:r>
           <m:r>
+            <m:rPr>
+              <m:sty m:val="p"/>
+            </m:rPr>
             <w:rPr>
               <w:rFonts w:ascii="Times New Roman" w:hAnsi="Times New Roman" w:cs="Times New Roman"/>
               <w:sz w:val="28"/>
@@ -14690,6 +14788,9 @@
             <m:t>+d(i,j+1))</m:t>
           </m:r>
           <m:r>
+            <m:rPr>
+              <m:sty m:val="p"/>
+            </m:rPr>
             <w:rPr>
               <w:rFonts w:ascii="Times New Roman" w:hAnsi="Times New Roman" w:cs="Times New Roman"/>
               <w:sz w:val="28"/>
@@ -14858,6 +14959,9 @@
             </m:sup>
           </m:sSubSup>
           <m:r>
+            <m:rPr>
+              <m:sty m:val="p"/>
+            </m:rPr>
             <w:rPr>
               <w:rFonts w:ascii="Times New Roman" w:hAnsi="Times New Roman" w:cs="Times New Roman"/>
               <w:sz w:val="28"/>
@@ -14964,6 +15068,9 @@
             </m:sub>
           </m:sSub>
           <m:r>
+            <m:rPr>
+              <m:sty m:val="p"/>
+            </m:rPr>
             <w:rPr>
               <w:rFonts w:ascii="Times New Roman" w:hAnsi="Times New Roman" w:cs="Times New Roman"/>
               <w:sz w:val="28"/>
@@ -15203,6 +15310,9 @@
             <m:t>+d(j,i+1))</m:t>
           </m:r>
           <m:r>
+            <m:rPr>
+              <m:sty m:val="p"/>
+            </m:rPr>
             <w:rPr>
               <w:rFonts w:ascii="Times New Roman" w:hAnsi="Times New Roman" w:cs="Times New Roman"/>
               <w:sz w:val="28"/>
@@ -15345,6 +15455,9 @@
             </m:sup>
           </m:sSubSup>
           <m:r>
+            <m:rPr>
+              <m:sty m:val="p"/>
+            </m:rPr>
             <w:rPr>
               <w:rFonts w:ascii="Times New Roman" w:hAnsi="Times New Roman" w:cs="Times New Roman"/>
               <w:sz w:val="28"/>
@@ -15427,6 +15540,9 @@
             </m:sub>
           </m:sSub>
           <m:r>
+            <m:rPr>
+              <m:sty m:val="p"/>
+            </m:rPr>
             <w:rPr>
               <w:rFonts w:ascii="Times New Roman" w:hAnsi="Times New Roman" w:cs="Times New Roman"/>
               <w:sz w:val="28"/>
@@ -15437,6 +15553,9 @@
         </m:oMath>
         <m:oMath>
           <m:r>
+            <m:rPr>
+              <m:sty m:val="p"/>
+            </m:rPr>
             <w:rPr>
               <w:rFonts w:ascii="Times New Roman" w:hAnsi="Times New Roman" w:cs="Times New Roman"/>
               <w:sz w:val="28"/>
